--- a/rapports/16_02_2026/BLONDIN/coh_EQ29_sup_052101000138.docx
+++ b/rapports/16_02_2026/BLONDIN/coh_EQ29_sup_052101000138.docx
@@ -25,7 +25,7 @@
         <w:br/>
         <w:t>Grappe: 052101000138</w:t>
         <w:br/>
-        <w:t>Date: 16/02/2026 a 12:40</w:t>
+        <w:t>Date: 16/02/2026 a 12:58</w:t>
       </w:r>
     </w:p>
     <w:p/>

--- a/rapports/16_02_2026/BLONDIN/coh_EQ29_sup_052101000138.docx
+++ b/rapports/16_02_2026/BLONDIN/coh_EQ29_sup_052101000138.docx
@@ -25,7 +25,7 @@
         <w:br/>
         <w:t>Grappe: 052101000138</w:t>
         <w:br/>
-        <w:t>Date: 16/02/2026 a 12:58</w:t>
+        <w:t>Date: 16/02/2026 a 13:05</w:t>
       </w:r>
     </w:p>
     <w:p/>
@@ -347,7 +347,7 @@
           </w:tcPr>
           <w:p>
             <w:r>
-              <w:t>9</w:t>
+              <w:t>8</w:t>
             </w:r>
           </w:p>
         </w:tc>
@@ -871,7 +871,7 @@
         <w:rPr>
           <w:sz w:val="20"/>
         </w:rPr>
-        <w:t xml:space="preserve">- Avertissement! Veuillez renseigner par oui ou non toutes les modalités de la question s01q47. Attention ! Le montant (1500 Fcfa) dépensé ou reçu en cadeau pour les cartes prépayées, les transferts de crédit et les abonnements de  Fatoumata Diallo est relativement faible par rapport aux autres montants depansés observés dans cette zone. Prière de corriger ou de confirmer avec le QG. </w:t>
+        <w:t xml:space="preserve">- Avertissement! Veuillez renseigner par oui ou non toutes les modalités de la question s01q47. </w:t>
         <w:br/>
         <w:t xml:space="preserve">- Les informations sur l'acte de naissance (ni Jours, ni mois et ni années) de  Djilia Diallo  manquent, s'il vous plait pouvez-vous fournir d'effort pour avoir ces informations. </w:t>
         <w:br/>
@@ -900,8 +900,6 @@
         <w:rPr>
           <w:sz w:val="20"/>
         </w:rPr>
-        <w:t xml:space="preserve">- La raison principale que Awa Diallo n'a pas fait des études dans une école formelle est Mariage et semble exister dans les modalités, prière de prendre attache avec le QG pour plus d'explication afin de la classer bien. </w:t>
-        <w:br/>
         <w:t xml:space="preserve">- Le montant des autres depenses pour l'année scolaire de Ramatoulaye Dia est faible ou élevé. veuillez, s'il vous plait, confirmer ces informations avec le QG ou apporter les corrections nécessaires. </w:t>
         <w:br/>
         <w:t xml:space="preserve">- Peu probable! Adama Dia  n'arrive pas  à comprendre un petit texte lu dans une langue locale (s02q03). Veuillez corriger ou donner des explications au QG. Peu probable! Adama Dia  ne sait ni lire, ni écrire, ni comprendre dans aucune des langues  (s02q01,s02q02,s02q03). Veuillez corriger ou donner des explications au QG. Le montant des frais pour les cahiers et autres matériels scolaires pour l'année scolaire de Adama Dia est faible ou élevé, veuillez, s'il vous plait, confirmer ces informations avec le QG ou apporter les corrections nécessaires. </w:t>
@@ -956,7 +954,7 @@
         <w:rPr>
           <w:sz w:val="20"/>
         </w:rPr>
-        <w:t>- Attention ! Le prix unitaire d'achat (50 Fcfa) de Feuilles de  Haricot en Tas (Moyen) est relativement faible par rapport aux autres prix observés dans cette zone. Prière de corriger ou de confirmer avec le QG. Avertissement!!! Le ménage a consommé 10 Cuillère Petit de Chocolat pâte à tartiner, cette quantité semble anormale pour une consommation des 7 derniers jours.Prière de corriger ou de confirmer avec le QG. Avertissement!!! Le ménage a consommé 11 Pièce Moyen de Capitaine frais, cette quantité semble anormale pour une consommation des 7 derniers jours.Prière de corriger ou de confirmer avec le QG. Avertissement!!! Le ménage a consommé 14 Paquet Petit de Thé en sachet, cette quantité semble anormale pour une consommation des 7 derniers jours.Prière de corriger ou de confirmer avec le QG. Avertissement!! le prix unitaire (100 Fcfa) de Thé en sachet (unité: Paquet) de taille Petit est très faible ou élevé. Prière de corriger ou de confirmer avec le QG. Incohérence!! Dans ce ménage, chaque individus consomme par jour 22.9681 Kg  de cereale; Prière de revoir les quantités prises de ces produits. Incohérence!! Dans ce ménage, chaque individus consomme par jour 22.9681 Kg  de cereale; Prière de revoir les quantités prises de ces produits.</w:t>
+        <w:t>- Attention ! Le prix unitaire d'achat (100 Fcfa) de Citron en Pièce (Moyen) est relativement élevé par rapport aux autres prix observés dans cette zone. Prière de corriger ou de confirmer avec le QG. Attention ! Le prix unitaire d'achat (50 Fcfa) de Feuilles de  Haricot en Tas (Moyen) est relativement faible par rapport aux autres prix observés dans cette zone. Prière de corriger ou de confirmer avec le QG. Attention ! Le prix unitaire d'achat (50 Fcfa) de Gombo en poudre en Sachets (Moyen) est relativement faible par rapport aux autres prix observés dans cette zone. Prière de corriger ou de confirmer avec le QG. Attention ! Le prix unitaire d'achat (50 Fcfa) de Mâchoiron séchée (Kon) en Sachets (Moyen) est relativement faible par rapport aux autres prix observés dans cette zone. Prière de corriger ou de confirmer avec le QG. Avertissement!!! Le ménage a consommé 10 Cuillère Petit de Chocolat pâte à tartiner, cette quantité semble anormale pour une consommation des 7 derniers jours.Prière de corriger ou de confirmer avec le QG. Avertissement!!! Le ménage a consommé 11 Pièce Moyen de Capitaine frais, cette quantité semble anormale pour une consommation des 7 derniers jours.Prière de corriger ou de confirmer avec le QG. Avertissement!!! Le ménage a consommé 14 Paquet Petit de Thé en sachet, cette quantité semble anormale pour une consommation des 7 derniers jours.Prière de corriger ou de confirmer avec le QG. Avertissement!! le prix unitaire (100 Fcfa) de Thé en sachet (unité: Paquet) de taille Petit est très faible ou élevé. Prière de corriger ou de confirmer avec le QG. Incohérence!! Dans ce ménage, chaque individus consomme par jour 43.1327 Kg  de cereale; Prière de revoir les quantités prises de ces produits. Incohérence!! Dans ce ménage, chaque individus consomme par jour 43.1327 Kg  de cereale; Prière de revoir les quantités prises de ces produits.</w:t>
       </w:r>
     </w:p>
     <w:p>
@@ -1474,7 +1472,7 @@
         <w:rPr>
           <w:sz w:val="20"/>
         </w:rPr>
-        <w:t xml:space="preserve">- Peu probable! Fatoumata Sy  n'arrive pas  à comprendre un petit texte lu dans une langue locale (s02q03). Veuillez corriger ou donner des explications au QG. </w:t>
+        <w:t xml:space="preserve">- Peu probable! Fatoumata Sy  n'arrive pas  à comprendre un petit texte lu dans une langue locale (s02q03). Veuillez corriger ou donner des explications au QG. Peu probable! Fatoumata Sy  ne sait ni lire, ni écrire, ni comprendre dans aucune des langues  (s02q01,s02q02,s02q03). Veuillez corriger ou donner des explications au QG. </w:t>
         <w:br/>
         <w:t xml:space="preserve">- Peu probable! Fatoumatou Dia  n'arrive pas  à comprendre un petit texte lu dans une langue locale (s02q03). Veuillez corriger ou donner des explications au QG. Attention ! Le frais de scolarité (45000 Fcfa) de Fatoumatou Dia en 3ème année de Primaire est relativement élevé par rapport aux autres frais de scolarités observés dans cette zone. Prière de corriger ou de confirmer avec le QG. </w:t>
         <w:br/>
@@ -1488,7 +1486,7 @@
         <w:br/>
         <w:t xml:space="preserve">- Peu probable! Yaya Fall  n'arrive pas  à comprendre un petit texte lu dans une langue locale (s02q03). Veuillez corriger ou donner des explications au QG. </w:t>
         <w:br/>
-        <w:t>- Peu probable! Youma Dicko  n'arrive pas  à comprendre un petit texte lu dans une langue locale (s02q03). Veuillez corriger ou donner des explications au QG.</w:t>
+        <w:t>- Peu probable! Youma Dicko  n'arrive pas  à comprendre un petit texte lu dans une langue locale (s02q03). Veuillez corriger ou donner des explications au QG. Peu probable! Youma Dicko  ne sait ni lire, ni écrire, ni comprendre dans aucune des langues  (s02q01,s02q02,s02q03). Veuillez corriger ou donner des explications au QG.</w:t>
       </w:r>
     </w:p>
     <w:p>
@@ -1582,7 +1580,7 @@
         <w:rPr>
           <w:sz w:val="20"/>
         </w:rPr>
-        <w:t>- Attention ! Le prix unitaire d'achat (1000 Fcfa) de Poivron frais en Morceau (Portion) (Moyen) est relativement élevé par rapport aux autres prix observés dans cette zone. Prière de corriger ou de confirmer avec le QG. Attention ! Le prix unitaire d'achat (83.33334 Fcfa) de Piment frais en Pièce (Moyen) est relativement faible par rapport aux autres prix observés dans cette zone. Prière de corriger ou de confirmer avec le QG. Avertissement!!! Le ménage a consommé 7 Paquet Petit de Thé en sachet, cette quantité semble anormale pour une consommation des 7 derniers jours.Prière de corriger ou de confirmer avec le QG. Avertissement!! le prix unitaire (100 Fcfa) de Thé en sachet (unité: Paquet) de taille Petit est très faible ou élevé. Prière de corriger ou de confirmer avec le QG. Incohérence!! Dans ce ménage, chaque individus consomme par jour 34.05375 Kg  de cereale; Prière de revoir les quantités prises de ces produits. Incohérence!! Dans ce ménage, chaque individus consomme par jour 34.05375 Kg  de cereale; Prière de revoir les quantités prises de ces produits. Le prix d'achat unitaire (150 Fcfa) de Riz importé parfumé en Kg de taille  taille unique  est très faible, prière de regarder les reponses prises dans les questions s07bq07a s07bq07b s07bq07c s07bq08 pour mieux corriger.</w:t>
+        <w:t>- Attention ! Le prix unitaire d'achat (100 Fcfa) de Citron en Pièce (Moyen) est relativement élevé par rapport aux autres prix observés dans cette zone. Prière de corriger ou de confirmer avec le QG. Attention ! Le prix unitaire d'achat (1000 Fcfa) de Poivron frais en Morceau (Portion) (Moyen) est relativement élevé par rapport aux autres prix observés dans cette zone. Prière de corriger ou de confirmer avec le QG. Attention ! Le prix unitaire d'achat (50 Fcfa) de Beurre en Morceau (Portion) (Petit) est relativement faible par rapport aux autres prix observés dans cette zone. Prière de corriger ou de confirmer avec le QG. Attention ! Le prix unitaire d'achat (600 Fcfa) de Feuilles de Epinar en Sachets (Moyen) est relativement élevé par rapport aux autres prix observés dans cette zone. Prière de corriger ou de confirmer avec le QG. Attention ! Soupçons de quantité anormale! Le ménage de FATOUMATA SY avec une taille de 8 personnes a consommé 7 Sachets en Petit de Vinaigre de vin qui est relativement élevé comme consommation par rapport à la condition de vie des autres ménages de même taille dans cette zone. Prière de corriger ou de confirmer avec le QG. Avertissement!!! Le ménage a consommé 7 Paquet Petit de Thé en sachet, cette quantité semble anormale pour une consommation des 7 derniers jours.Prière de corriger ou de confirmer avec le QG. Avertissement!! le prix unitaire (100 Fcfa) de Thé en sachet (unité: Paquet) de taille Petit est très faible ou élevé. Prière de corriger ou de confirmer avec le QG. Incohérence!! Dans ce ménage, chaque individus consomme par jour 54.96893 Kg  de cereale; Prière de revoir les quantités prises de ces produits. Incohérence!! Dans ce ménage, chaque individus consomme par jour 54.96893 Kg  de cereale; Prière de revoir les quantités prises de ces produits. Le prix d'achat unitaire (150 Fcfa) de Riz importé parfumé en Kg de taille  taille unique  est très faible, prière de regarder les reponses prises dans les questions s07bq07a s07bq07b s07bq07c s07bq08 pour mieux corriger.</w:t>
       </w:r>
     </w:p>
     <w:p>
@@ -2065,10 +2063,6 @@
         <w:rPr>
           <w:sz w:val="20"/>
         </w:rPr>
-        <w:t xml:space="preserve">- Attention ! Le montant (2800 Fcfa) dépensé ou reçu en cadeau pour les cartes prépayées, les transferts de crédit et les abonnements de  THIERNO KEITA est relativement élevé par rapport aux autres montants depansés observés dans cette zone. Prière de corriger ou de confirmer avec le QG. </w:t>
-        <w:br/>
-        <w:t xml:space="preserve">- Attention ! Le montant (750 Fcfa) dépensé ou reçu en cadeau pour les cartes prépayées, les transferts de crédit et les abonnements de  KADIATOU FOFANA est relativement faible par rapport aux autres montants depansés observés dans cette zone. Prière de corriger ou de confirmer avec le QG. </w:t>
-        <w:br/>
         <w:t xml:space="preserve">- Attention ! Vous avez déclaré en s01q00 que le répondant est la personne elle-même, or MARIAMA DIABY 1 est trop jeune (3 ans) pour fournir des informations correctes. Prière de refaire la section 1 pour MARIAMA DIABY 1 en demandant à un adulte de répondre aux questions à sa place. L'ethni de MARIAMA DIABY 1 est Diakhanké, prière de bien classer cet ethni qui existe soit dans la liste des ethni ou n'éxiste pas comme ethni. </w:t>
         <w:br/>
         <w:t xml:space="preserve">- L'ethni de AISSATA DIABY est Diakhanké, prière de bien classer cet ethni qui existe soit dans la liste des ethni ou n'éxiste pas comme ethni. </w:t>
@@ -2290,7 +2284,7 @@
         <w:rPr>
           <w:sz w:val="20"/>
         </w:rPr>
-        <w:t>- Attention ! Le prix unitaire d'achat (1041.667 Fcfa) de Oignon frais en Kg (taille unique) est relativement élevé par rapport aux autres prix observés dans cette zone. Prière de corriger ou de confirmer avec le QG. Attention ! Le prix unitaire d'achat (2000 Fcfa) de Pâte d'arachide en Kg (taille unique) est relativement élevé par rapport aux autres prix observés dans cette zone. Prière de corriger ou de confirmer avec le QG. Attention ! Le prix unitaire d'achat (25 Fcfa) de Poivre en Sachets (Petit) est relativement faible par rapport aux autres prix observés dans cette zone. Prière de corriger ou de confirmer avec le QG. Attention ! Le prix unitaire d'achat (37.5 Fcfa) de Cube alimentaire (Maggi, Jumbo, ) en Cube (Moyen) est relativement élevé par rapport aux autres prix observés dans cette zone. Prière de corriger ou de confirmer avec le QG. Avertissement!!! Le ménage a consommé 20 Cuillère Petit de Chocolat pâte à tartiner, cette quantité semble anormale pour une consommation des 7 derniers jours.Prière de corriger ou de confirmer avec le QG. Avertissement!!! Le ménage a consommé 7 Paquet Petit de Thé en sachet, cette quantité semble anormale pour une consommation des 7 derniers jours.Prière de corriger ou de confirmer avec le QG. Avertissement!! le prix unitaire (100 Fcfa) de Thé en sachet (unité: Paquet) de taille Petit est très faible ou élevé. Prière de corriger ou de confirmer avec le QG. Incoherence!!! Le ménage a consommé 27 Cuillère Petit de Autres farines de céréales, cette quantité semble anormale pour une consommation des 7 derniers jours, prière de verifier et corriger. Incohérence!! Dans ce ménage, chaque individus consomme par jour 11.9079 Kg  de cereale; Prière de revoir les quantités prises de ces produits.</w:t>
+        <w:t>- Attention ! Le prix unitaire d'achat (1041.667 Fcfa) de Oignon frais en Kg (taille unique) est relativement élevé par rapport aux autres prix observés dans cette zone. Prière de corriger ou de confirmer avec le QG. Attention ! Le prix unitaire d'achat (25 Fcfa) de Aubergine sauvage  en Pièce (Moyen) est relativement faible par rapport aux autres prix observés dans cette zone. Prière de corriger ou de confirmer avec le QG. Attention ! Le prix unitaire d'achat (25 Fcfa) de Citron en Pièce (Moyen) est relativement faible par rapport aux autres prix observés dans cette zone. Prière de corriger ou de confirmer avec le QG. Avertissement!!! Le ménage a consommé 20 Cuillère Petit de Chocolat pâte à tartiner, cette quantité semble anormale pour une consommation des 7 derniers jours.Prière de corriger ou de confirmer avec le QG. Avertissement!!! Le ménage a consommé 7 Paquet Petit de Thé en sachet, cette quantité semble anormale pour une consommation des 7 derniers jours.Prière de corriger ou de confirmer avec le QG. Avertissement!! le prix unitaire (100 Fcfa) de Thé en sachet (unité: Paquet) de taille Petit est très faible ou élevé. Prière de corriger ou de confirmer avec le QG. Incoherence!!! Le ménage a consommé 27 Cuillère Petit de Autres farines de céréales, cette quantité semble anormale pour une consommation des 7 derniers jours, prière de verifier et corriger. Incohérence!! Dans ce ménage, chaque individus consomme par jour 20.15226 Kg  de cereale; Prière de revoir les quantités prises de ces produits.</w:t>
       </w:r>
     </w:p>
     <w:p>
@@ -2824,7 +2818,7 @@
         <w:br/>
         <w:t xml:space="preserve">- Peu probable! Muhammad Ba  n'arrive pas  à comprendre un petit texte lu dans une langue locale (s02q03). Veuillez corriger ou donner des explications au QG. Dans les milieux urbains c'est peu probable de voir une école dont les élèves ou étudiants ne dépensent pas en frais d'uniformes, prière de verifier pour Muhammad Ba et corriger ou confirmer avec le QG. </w:t>
         <w:br/>
-        <w:t xml:space="preserve">- Peu probable! Ousseynou Ba  n'arrive pas  à comprendre un petit texte lu dans une langue locale (s02q03). Veuillez corriger ou donner des explications au QG.  Incohérence ! le montant payé de Ousseynou Ba pour les frais de scolarité est très faible. veuillez, s'il vous plait, confirmer ces informations avec le QG ou apporter les corrections nécessaires. </w:t>
+        <w:t xml:space="preserve">- Peu probable! Ousseynou Ba  n'arrive pas  à comprendre un petit texte lu dans une langue locale (s02q03). Veuillez corriger ou donner des explications au QG.  Incohérence ! le montant payé de Ousseynou Ba pour les frais de scolarité est très faible. veuillez, s'il vous plait, confirmer ces informations avec le QG ou apporter les corrections nécessaires. Attention ! Le frais de scolarité (22000 Fcfa) de Ousseynou Ba en 3ème année de Secondaire 1 (Moyen) Général est relativement élevé par rapport aux autres frais de scolarités observés dans cette zone. Prière de corriger ou de confirmer avec le QG. </w:t>
         <w:br/>
         <w:t>- Peu probable! idirissa Ba  n'arrive pas  à comprendre un petit texte lu dans une langue locale (s02q03). Veuillez corriger ou donner des explications au QG.</w:t>
       </w:r>
@@ -2910,7 +2904,7 @@
         <w:rPr>
           <w:sz w:val="20"/>
         </w:rPr>
-        <w:t>- Difficile de consommer le Sel en Sachets industriel Moyen prière de verifier. Incohérence!! Dans ce ménage, chaque individus consomme par jour 56.82714 Kg  de cereale; Prière de revoir les quantités prises de ces produits. Le prix d'achat unitaire (1 Fcfa) de Patate douce en Pièce de taille Moyen  est invraisemblable, prière de regarder les reponses prises dans les questions s07bq07a s07bq07b s07bq07c s07bq08 pour mieux corriger. Attention ! Le prix unitaire d'achat (1 Fcfa) de Patate douce en Pièce (Moyen) est relativement faible par rapport aux autres prix observés dans cette zone. Prière de corriger ou de confirmer avec le QG.</w:t>
+        <w:t>- Difficile de consommer le Sel en Sachets industriel Moyen prière de verifier. Incohérence!! Dans ce ménage, chaque individus consomme par jour 107.7332 Kg  de cereale; Prière de revoir les quantités prises de ces produits. Le prix d'achat unitaire (1 Fcfa) de Patate douce en Pièce de taille Moyen  est invraisemblable, prière de regarder les reponses prises dans les questions s07bq07a s07bq07b s07bq07c s07bq08 pour mieux corriger. Attention ! Le prix unitaire d'achat (1 Fcfa) de Patate douce en Pièce (Moyen) est relativement faible par rapport aux autres prix observés dans cette zone. Prière de corriger ou de confirmer avec le QG.</w:t>
       </w:r>
     </w:p>
     <w:p>
@@ -3395,9 +3389,7 @@
         <w:rPr>
           <w:sz w:val="20"/>
         </w:rPr>
-        <w:t xml:space="preserve">- Avertissement!!! Veuillez revoir la distance/le temps donnée par Dienaba Dia, car le temps mis est trop élevé pour accéder au lieu de la consultation. Le principal problème de santé que Dienaba Dia a eu est Asthme et semble exister dans les modalités, prière de prendre attache avec le QG pour plus d'explication afin de la classer bien. </w:t>
-        <w:br/>
-        <w:t>- Vous déclarez que Nafissatou Dia dans ce ménage s'est consulté dans un service de santé, ou chez un guérisseur au cours des 3 derniers mois sans hospitalisation (ne pas considérer les consultations prénatales) q13=Oui, mais vous avez pris NSP partout de la question q14 à q21.</w:t>
+        <w:t>- Avertissement!!! Veuillez revoir la distance/le temps donnée par Dienaba Dia, car le temps mis est trop élevé pour accéder au lieu de la consultation. Le principal problème de santé que Dienaba Dia a eu est Asthme et semble exister dans les modalités, prière de prendre attache avec le QG pour plus d'explication afin de la classer bien.</w:t>
       </w:r>
     </w:p>
     <w:p>
@@ -3418,7 +3410,7 @@
         <w:rPr>
           <w:sz w:val="20"/>
         </w:rPr>
-        <w:t>- Attention ! Le prix unitaire d'achat (500 Fcfa) de Huile de palme brute en Litre (taille unique) est relativement faible par rapport aux autres prix observés dans cette zone. Prière de corriger ou de confirmer avec le QG. Avertissement!!! Le ménage a consommé 7 Paquet Petit de Thé en sachet, cette quantité semble anormale pour une consommation des 7 derniers jours.Prière de corriger ou de confirmer avec le QG. Avertissement!! le prix unitaire (100 Fcfa) de Thé en sachet (unité: Paquet) de taille Petit est très faible ou élevé. Prière de corriger ou de confirmer avec le QG. Difficile de consommer le Sel en Sachets industriel Moyen prière de verifier. Incohérence!! Dans ce ménage, chaque individus consomme par jour 66.18285 Kg  de cereale; Prière de revoir les quantités prises de ces produits. Incohérence!! Dans ce ménage, chaque individus consomme par jour 66.18285 Kg  de cereale; Prière de revoir les quantités prises de ces produits.</w:t>
+        <w:t>- Attention ! Le prix unitaire d'achat (500 Fcfa) de Huile de palme brute en Litre (taille unique) est relativement faible par rapport aux autres prix observés dans cette zone. Prière de corriger ou de confirmer avec le QG. Attention ! Le prix unitaire d'achat (75 Fcfa) de Citron en Pièce (Moyen) est relativement élevé par rapport aux autres prix observés dans cette zone. Prière de corriger ou de confirmer avec le QG. Avertissement!!! Le ménage a consommé 7 Paquet Petit de Thé en sachet, cette quantité semble anormale pour une consommation des 7 derniers jours.Prière de corriger ou de confirmer avec le QG. Avertissement!! le prix unitaire (100 Fcfa) de Thé en sachet (unité: Paquet) de taille Petit est très faible ou élevé. Prière de corriger ou de confirmer avec le QG. Difficile de consommer le Sel en Sachets industriel Moyen prière de verifier. Incohérence!! Dans ce ménage, chaque individus consomme par jour 114.4954 Kg  de cereale; Prière de revoir les quantités prises de ces produits. Incohérence!! Dans ce ménage, chaque individus consomme par jour 114.4954 Kg  de cereale; Prière de revoir les quantités prises de ces produits.</w:t>
       </w:r>
     </w:p>
     <w:p>
@@ -3882,13 +3874,9 @@
         </w:rPr>
         <w:t xml:space="preserve">- Avertissement! Veuillez renseigner par oui ou non toutes les modalités de la question s01q47. </w:t>
         <w:br/>
-        <w:t xml:space="preserve">- Attention ! Le montant (3900 Fcfa) dépensé ou reçu en cadeau pour les cartes prépayées, les transferts de crédit et les abonnements de  KADIJATOU SOW est relativement élevé par rapport aux autres montants depansés observés dans cette zone. Prière de corriger ou de confirmer avec le QG. </w:t>
+        <w:t xml:space="preserve">- Incoherence! IBRAHIMA BARRY dispose d'un téléphone portable à s01q39, donc la raison évoquée ne peut pas être (ne dispose pas d'appareil). </w:t>
         <w:br/>
-        <w:t xml:space="preserve">- Attention ! Le montant (4000 Fcfa) dépensé ou reçu en cadeau pour les recharges internet ou de forfaits de données mobiles(hors appels vocaux), aucours des 30 derniers jours de  MAMADOU MAKA BARRY est relativement élevé par rapport aux autres montants depansés observés dans cette zone. Prière de corriger ou de confirmer avec le QG. </w:t>
-        <w:br/>
-        <w:t xml:space="preserve">- Incoherence! IBRAHIMA BARRY dispose d'un téléphone portable à s01q39, donc la raison évoquée ne peut pas être (ne dispose pas d'appareil). Attention ! Le montant (1500 Fcfa) dépensé ou reçu en cadeau pour les cartes prépayées, les transferts de crédit et les abonnements de  IBRAHIMA BARRY est relativement faible par rapport aux autres montants depansés observés dans cette zone. Prière de corriger ou de confirmer avec le QG. </w:t>
-        <w:br/>
-        <w:t xml:space="preserve">- Incoherence! La mère de BOUBACAR BARRY est trop jeune ou vielle pour avoir BOUBACAR BARRY selon l'écart (13) d'âge entre lui et sa mère, prière de revoir l'âge de BOUBACAR BARRY ou de sa mère. Dans le cas contraire rassurez vous que c'est bien son fils/fille biologique. Attention ! Le montant (4000 Fcfa) dépensé ou reçu en cadeau pour les recharges internet ou de forfaits de données mobiles(hors appels vocaux), aucours des 30 derniers jours de  BOUBACAR BARRY est relativement élevé par rapport aux autres montants depansés observés dans cette zone. Prière de corriger ou de confirmer avec le QG. </w:t>
+        <w:t xml:space="preserve">- Incoherence! La mère de BOUBACAR BARRY est trop jeune ou vielle pour avoir BOUBACAR BARRY selon l'écart (13) d'âge entre lui et sa mère, prière de revoir l'âge de BOUBACAR BARRY ou de sa mère. Dans le cas contraire rassurez vous que c'est bien son fils/fille biologique. </w:t>
         <w:br/>
         <w:t>- L'ethni de THIERNO SAMOURA est sousou, prière de bien classer cet ethni qui existe soit dans la liste des ethni ou n'éxiste pas comme ethni.</w:t>
       </w:r>
@@ -4062,7 +4050,7 @@
         <w:rPr>
           <w:sz w:val="20"/>
         </w:rPr>
-        <w:t>- La dernière fois que vous avez acheté Lait pour bébé est pharmacie et semble exister dans les modalités, prière de prendre attache avec le QG pour plus d'explication afin de la classer bien. Attention ! Le prix unitaire d'achat (50 Fcfa) de Sel en Sachets (Moyen) est relativement faible par rapport aux autres prix observés dans cette zone. Prière de corriger ou de confirmer avec le QG. Avertissement!!! Le ménage a consommé 28 Cuillère Petit de Chocolat pâte à tartiner, cette quantité semble anormale pour une consommation des 7 derniers jours.Prière de corriger ou de confirmer avec le QG. Avertissement!!! Le ménage a consommé 7 Paquet Petit de Thé en sachet, cette quantité semble anormale pour une consommation des 7 derniers jours.Prière de corriger ou de confirmer avec le QG. Avertissement!! le prix unitaire (100 Fcfa) de Thé en sachet (unité: Paquet) de taille Petit est très faible ou élevé. Prière de corriger ou de confirmer avec le QG. Incohérence!! Dans ce ménage, chaque individus consomme par jour 13.31122 Kg  de cereale; Prière de revoir les quantités prises de ces produits. Incohérence!! Dans ce ménage, chaque individus consomme par jour 13.31122 Kg  de cereale; Prière de revoir les quantités prises de ces produits. Le prix d'achat unitaire (100 Fcfa) de Lait en poudre en Kg de taille  taille unique  est très faible, prière de regarder les reponses prises dans les questions s07bq07a s07bq07b s07bq07c s07bq08 pour mieux corriger.</w:t>
+        <w:t>- La dernière fois que vous avez acheté Lait pour bébé est pharmacie et semble exister dans les modalités, prière de prendre attache avec le QG pour plus d'explication afin de la classer bien. Avertissement!!! Le ménage a consommé 28 Cuillère Petit de Chocolat pâte à tartiner, cette quantité semble anormale pour une consommation des 7 derniers jours.Prière de corriger ou de confirmer avec le QG. Avertissement!!! Le ménage a consommé 7 Paquet Petit de Thé en sachet, cette quantité semble anormale pour une consommation des 7 derniers jours.Prière de corriger ou de confirmer avec le QG. Avertissement!! le prix unitaire (100 Fcfa) de Thé en sachet (unité: Paquet) de taille Petit est très faible ou élevé. Prière de corriger ou de confirmer avec le QG. Incohérence!! Dans ce ménage, chaque individus consomme par jour 21.48809 Kg  de cereale; Prière de revoir les quantités prises de ces produits. Incohérence!! Dans ce ménage, chaque individus consomme par jour 21.48809 Kg  de cereale; Prière de revoir les quantités prises de ces produits.</w:t>
       </w:r>
     </w:p>
     <w:p>
@@ -4084,27 +4072,6 @@
           <w:sz w:val="20"/>
         </w:rPr>
         <w:t>- || Le montant dépensé de L'entreprise Achat ,vente de legumes et de poissons pour l'achat de ces marchandises revendues en état, sans transformation ne peut être supérieur aux montants obtenus sur la revente de marchandises achetées et revendues en état au cours des 30 derniers jours ou durant le dernier mois où l'entreprise a fonctionné (s10q47 &gt; s10q46), prière de corriger.</w:t>
-      </w:r>
-    </w:p>
-    <w:p>
-      <w:r>
-        <w:rPr>
-          <w:b/>
-          <w:color w:val="4672C4"/>
-          <w:sz w:val="22"/>
-        </w:rPr>
-        <w:t>&gt;&gt; Section12 - Actifs du menage</w:t>
-      </w:r>
-    </w:p>
-    <w:p>
-      <w:pPr>
-        <w:ind w:left="283"/>
-      </w:pPr>
-      <w:r>
-        <w:rPr>
-          <w:sz w:val="20"/>
-        </w:rPr>
-        <w:t>- Attention ! Bonbonne de gaz a été achété à 5000 Fcfa est relativement faible par rapport aux autres prix d'achat observés dans cette zone. Prière de corriger ou de confirmer avec le QG.</w:t>
       </w:r>
     </w:p>
     <w:p>
@@ -4611,7 +4578,7 @@
         <w:rPr>
           <w:sz w:val="20"/>
         </w:rPr>
-        <w:t>- Attention ! Le prix unitaire d'achat (25 Fcfa) de Poivre en Sachets (Petit) est relativement faible par rapport aux autres prix observés dans cette zone. Prière de corriger ou de confirmer avec le QG. Attention ! Le prix unitaire d'achat (50 Fcfa) de Cube alimentaire (Maggi, Jumbo, ) en Cube (Moyen) est relativement élevé par rapport aux autres prix observés dans cette zone. Prière de corriger ou de confirmer avec le QG. Attention ! Le prix unitaire d'achat (50 Fcfa) de Feuilles de  Haricot en Tas (Moyen) est relativement faible par rapport aux autres prix observés dans cette zone. Prière de corriger ou de confirmer avec le QG. Avertissement!!! Le ménage a consommé 2 Paquet Petit de Thé en sachet, cette quantité semble anormale pour une consommation des 7 derniers jours.Prière de corriger ou de confirmer avec le QG. Avertissement!! le prix unitaire (100 Fcfa) de Thé en sachet (unité: Paquet) de taille Petit est très faible ou élevé. Prière de corriger ou de confirmer avec le QG. Incohérence!! Dans ce ménage, chaque individus consomme par jour 41.69629 Kg  de cereale; Prière de revoir les quantités prises de ces produits.</w:t>
+        <w:t>- Attention ! Le prix unitaire d'achat (25 Fcfa) de Vinaigre de vin en Sachets (Petit) est relativement faible par rapport aux autres prix observés dans cette zone. Prière de corriger ou de confirmer avec le QG. Attention ! Le prix unitaire d'achat (50 Fcfa) de Cube alimentaire (Maggi, Jumbo, ) en Cube (Moyen) est relativement élevé par rapport aux autres prix observés dans cette zone. Prière de corriger ou de confirmer avec le QG. Attention ! Le prix unitaire d'achat (50 Fcfa) de Feuilles de  Haricot en Tas (Moyen) est relativement faible par rapport aux autres prix observés dans cette zone. Prière de corriger ou de confirmer avec le QG. Avertissement!!! Le ménage a consommé 2 Paquet Petit de Thé en sachet, cette quantité semble anormale pour une consommation des 7 derniers jours.Prière de corriger ou de confirmer avec le QG. Avertissement!! le prix unitaire (100 Fcfa) de Thé en sachet (unité: Paquet) de taille Petit est très faible ou élevé. Prière de corriger ou de confirmer avec le QG. Incohérence!! Dans ce ménage, chaque individus consomme par jour 81.21772 Kg  de cereale; Prière de revoir les quantités prises de ces produits.</w:t>
       </w:r>
     </w:p>
     <w:p>
@@ -5020,7 +4987,7 @@
         <w:br/>
         <w:t xml:space="preserve">- Les informations sur l'acte de naissance (ni Jours, ni mois et ni années) de  BABACAR NDAO  manquent, s'il vous plait pouvez-vous fournir d'effort pour avoir ces informations.  Avertissement! Veuillez renseigner par oui ou non toutes les modalités de la question s01q47. </w:t>
         <w:br/>
-        <w:t xml:space="preserve">- Les informations sur l'acte de naissance (ni Jours, ni mois et ni années) de  DIABOU DIALLO  manquent, s'il vous plait pouvez-vous fournir d'effort pour avoir ces informations. Attention ! Le montant (3000 Fcfa) dépensé ou reçu en cadeau pour les cartes prépayées, les transferts de crédit et les abonnements de  DIABOU DIALLO est relativement élevé par rapport aux autres montants depansés observés dans cette zone. Prière de corriger ou de confirmer avec le QG. </w:t>
+        <w:t xml:space="preserve">- Les informations sur l'acte de naissance (ni Jours, ni mois et ni années) de  DIABOU DIALLO  manquent, s'il vous plait pouvez-vous fournir d'effort pour avoir ces informations. </w:t>
         <w:br/>
         <w:t xml:space="preserve">- Les informations sur l'acte de naissance (ni Jours, ni mois et ni années) de  MAREME NDAO  manquent, s'il vous plait pouvez-vous fournir d'effort pour avoir ces informations. </w:t>
         <w:br/>
@@ -5155,7 +5122,7 @@
         <w:rPr>
           <w:sz w:val="20"/>
         </w:rPr>
-        <w:t>- Attention ! Le prix unitaire d'achat (1400 Fcfa) de Pain moderne (Baguette) en miche (Petit) est relativement élevé par rapport aux autres prix observés dans cette zone. Prière de corriger ou de confirmer avec le QG. Attention ! Le prix unitaire d'achat (175 Fcfa) de Feuilles de  Haricot en Tas (Petit) est relativement élevé par rapport aux autres prix observés dans cette zone. Prière de corriger ou de confirmer avec le QG. Attention ! Le prix unitaire d'achat (2400 Fcfa) de Huile de palme brute en Litre (taille unique) est relativement élevé par rapport aux autres prix observés dans cette zone. Prière de corriger ou de confirmer avec le QG. Attention ! Le prix unitaire d'achat (500 Fcfa) de Mâchoiron séchée (Kon) en Sachets (Moyen) est relativement élevé par rapport aux autres prix observés dans cette zone. Prière de corriger ou de confirmer avec le QG. Avertissement!!! Le ménage a consommé 7 Paquet Petit de Thé en sachet, cette quantité semble anormale pour une consommation des 7 derniers jours.Prière de corriger ou de confirmer avec le QG. Avertissement!! le prix unitaire (100 Fcfa) de Thé en sachet (unité: Paquet) de taille Petit est très faible ou élevé. Prière de corriger ou de confirmer avec le QG. Avertissement!!!Le ménage a consommé 50 Morceau (Portion) de Petit de Ail  ce qui semble incoherent pour une consommation aucours des 7 derniers jours, prière de verifier et corriger. Avertissement!!! Le ménage a consommé 50 Morceau (Portion) Petit de Ail, cette quantité semble anormale pour une consommation des 7 derniers jours.Prière de corriger ou de confirmer avec le QG. Incohérence!! Dans ce ménage, chaque individus consomme par jour 22.49444 Kg  de cereale; Prière de revoir les quantités prises de ces produits. Le prix d'achat unitaire (1200 Fcfa) de Farine de blé locale ou importée en Kg de taille taille unique semble élevé, prière de regarder les reponses prises dans les questions s07bq07a s07bq07b s07bq07c s07bq08 pour mieux corriger. Incohérence!! Dans ce ménage, chaque individus consomme par jour 22.49444 Kg  de cereale; Prière de revoir les quantités prises de ces produits. Le prix d'achat unitaire (2450 Fcfa) de Riz importé parfumé en Kg de taille taille unique semble élevé, prière de regarder les reponses prises dans les questions s07bq07a s07bq07b s07bq07c s07bq08 pour mieux corriger. Attention ! Le prix unitaire d'achat (2450 Fcfa) de Riz importé parfumé en Kg (taille unique) est relativement élevé par rapport aux autres prix observés dans cette zone. Prière de corriger ou de confirmer avec le QG.</w:t>
+        <w:t>- Attention ! Le prix unitaire d'achat (1200 Fcfa) de Silure séché en Pièce (Petit) est relativement élevé par rapport aux autres prix observés dans cette zone. Prière de corriger ou de confirmer avec le QG. Attention ! Le prix unitaire d'achat (1400 Fcfa) de Pain moderne (Baguette) en miche (Petit) est relativement élevé par rapport aux autres prix observés dans cette zone. Prière de corriger ou de confirmer avec le QG. Attention ! Le prix unitaire d'achat (2400 Fcfa) de Huile de palme brute en Litre (taille unique) est relativement élevé par rapport aux autres prix observés dans cette zone. Prière de corriger ou de confirmer avec le QG. Attention ! Le prix unitaire d'achat (300 Fcfa) de Gombo en poudre en Sachets (Moyen) est relativement élevé par rapport aux autres prix observés dans cette zone. Prière de corriger ou de confirmer avec le QG. Attention ! Le prix unitaire d'achat (500 Fcfa) de Aubergine sauvage  en Tas (Petit) est relativement élevé par rapport aux autres prix observés dans cette zone. Prière de corriger ou de confirmer avec le QG. Attention ! Le prix unitaire d'achat (500 Fcfa) de Mâchoiron séchée (Kon) en Sachets (Moyen) est relativement élevé par rapport aux autres prix observés dans cette zone. Prière de corriger ou de confirmer avec le QG. Attention ! Soupçons de quantité anormale! Le ménage de NDACTE NDAO avec une taille de 9 personnes a consommé 3.5 Kg en taille unique de Sucre en poudre  qui est relativement élevé comme consommation par rapport à la condition de vie des autres ménages de même taille dans cette zone. Prière de corriger ou de confirmer avec le QG. Attention ! Soupçons de quantité anormale! Le ménage de NDACTE NDAO avec une taille de 9 personnes a consommé 7 Sachets en Petit de Soumbala (moutarde africaine) qui est relativement élevé comme consommation par rapport à la condition de vie des autres ménages de même taille dans cette zone. Prière de corriger ou de confirmer avec le QG. Avertissement!!! Le ménage a consommé 7 Paquet Petit de Thé en sachet, cette quantité semble anormale pour une consommation des 7 derniers jours.Prière de corriger ou de confirmer avec le QG. Avertissement!! le prix unitaire (100 Fcfa) de Thé en sachet (unité: Paquet) de taille Petit est très faible ou élevé. Prière de corriger ou de confirmer avec le QG. Avertissement!!!Le ménage a consommé 50 Morceau (Portion) de Petit de Ail  ce qui semble incoherent pour une consommation aucours des 7 derniers jours, prière de verifier et corriger. Avertissement!!! Le ménage a consommé 50 Morceau (Portion) Petit de Ail, cette quantité semble anormale pour une consommation des 7 derniers jours.Prière de corriger ou de confirmer avec le QG. Attention ! Soupçons de quantité anormale! Le ménage de NDACTE NDAO avec une taille de 9 personnes a consommé 50 Morceau (Portion) en Petit de Ail qui est relativement élevé comme consommation par rapport à la condition de vie des autres ménages de même taille dans cette zone. Prière de corriger ou de confirmer avec le QG. Incohérence!! Dans ce ménage, chaque individus consomme par jour 41.43651 Kg  de cereale; Prière de revoir les quantités prises de ces produits. Le prix d'achat unitaire (1200 Fcfa) de Farine de blé locale ou importée en Kg de taille taille unique semble élevé, prière de regarder les reponses prises dans les questions s07bq07a s07bq07b s07bq07c s07bq08 pour mieux corriger. Incohérence!! Dans ce ménage, chaque individus consomme par jour 41.43651 Kg  de cereale; Prière de revoir les quantités prises de ces produits. Le prix d'achat unitaire (2450 Fcfa) de Riz importé parfumé en Kg de taille taille unique semble élevé, prière de regarder les reponses prises dans les questions s07bq07a s07bq07b s07bq07c s07bq08 pour mieux corriger. Attention ! Le prix unitaire d'achat (2450 Fcfa) de Riz importé parfumé en Kg (taille unique) est relativement élevé par rapport aux autres prix observés dans cette zone. Prière de corriger ou de confirmer avec le QG.</w:t>
       </w:r>
     </w:p>
     <w:p>
@@ -5479,38 +5446,21 @@
             <w:tcW w:type="dxa" w:w="3324"/>
           </w:tcPr>
           <w:p>
-            <w:r>
-              <w:rPr>
-                <w:sz w:val="18"/>
-              </w:rPr>
-              <w:t>N/A</w:t>
-            </w:r>
+            <w:r/>
+            <w:hyperlink r:id="rId17">
+              <w:r>
+                <w:rPr>
+                  <w:color w:val="0563C1"/>
+                  <w:u w:val="single"/>
+                </w:rPr>
+                <w:t>1er etage a gauche</w:t>
+              </w:r>
+            </w:hyperlink>
           </w:p>
         </w:tc>
       </w:tr>
     </w:tbl>
     <w:p/>
-    <w:p>
-      <w:r>
-        <w:rPr>
-          <w:b/>
-          <w:color w:val="4672C4"/>
-          <w:sz w:val="22"/>
-        </w:rPr>
-        <w:t>&gt;&gt; Section0 - Identification et renseignements de controle</w:t>
-      </w:r>
-    </w:p>
-    <w:p>
-      <w:pPr>
-        <w:ind w:left="283"/>
-      </w:pPr>
-      <w:r>
-        <w:rPr>
-          <w:sz w:val="20"/>
-        </w:rPr>
-        <w:t>- Il est obligatoire de prendre les coordonnées Gps avant d'administrer le questionnaire. Prière de prendre les coordonnées GPS.</w:t>
-      </w:r>
-    </w:p>
     <w:p>
       <w:r>
         <w:rPr>
@@ -5537,7 +5487,7 @@
         <w:br/>
         <w:t xml:space="preserve">- Les informations sur l'acte de naissance (ni Jours, ni mois et ni années) de  MAMADOU LAMINE DIATA  manquent, s'il vous plait pouvez-vous fournir d'effort pour avoir ces informations. </w:t>
         <w:br/>
-        <w:t xml:space="preserve">- Les informations sur l'acte de naissance (ni Jours, ni mois et ni années) de  MOUSSA DIATA  manquent, s'il vous plait pouvez-vous fournir d'effort pour avoir ces informations. Attention ! Le montant (3000 Fcfa) dépensé ou reçu en cadeau pour les cartes prépayées, les transferts de crédit et les abonnements de  MOUSSA DIATA est relativement élevé par rapport aux autres montants depansés observés dans cette zone. Prière de corriger ou de confirmer avec le QG. </w:t>
+        <w:t xml:space="preserve">- Les informations sur l'acte de naissance (ni Jours, ni mois et ni années) de  MOUSSA DIATA  manquent, s'il vous plait pouvez-vous fournir d'effort pour avoir ces informations. </w:t>
         <w:br/>
         <w:t>- Les informations sur l'acte de naissance (ni Jours, ni mois et ni années) de  RAMATOULAYE DIATA  manquent, s'il vous plait pouvez-vous fournir d'effort pour avoir ces informations.</w:t>
       </w:r>
@@ -5560,7 +5510,7 @@
         <w:rPr>
           <w:sz w:val="20"/>
         </w:rPr>
-        <w:t>- Peu probable! ABBA DIATA  n'arrive pas  à comprendre un petit texte lu dans une langue locale (s02q03). Veuillez corriger ou donner des explications au QG. Le montant des frais d'uniformes pour l'année scolaire de ABBA DIATA est faible ou élevé. veuillez, s'il vous plait, confirmer ces informations avec le QG ou apporter les corrections nécessaires.</w:t>
+        <w:t xml:space="preserve">- Peu probable! ABBA DIATA  n'arrive pas  à comprendre un petit texte lu dans une langue locale (s02q03). Veuillez corriger ou donner des explications au QG. Le montant des frais d'uniformes pour l'année scolaire de ABBA DIATA est faible ou élevé. veuillez, s'il vous plait, confirmer ces informations avec le QG ou apporter les corrections nécessaires.Attention ! Le frais de scolarité (6000 Fcfa) de ABBA DIATA en 6ème année de Primaire est relativement élevé par rapport aux autres frais de scolarités observés dans cette zone. Prière de corriger ou de confirmer avec le QG. </w:t>
         <w:br/>
         <w:t xml:space="preserve">- Peu probable! ABDOU DIATA  n'arrive pas  à comprendre un petit texte lu dans une langue locale (s02q03). Veuillez corriger ou donner des explications au QG. Peu probable! ABDOU DIATA  ne sait ni lire, ni écrire, ni comprendre dans aucune des langues  (s02q01,s02q02,s02q03). Veuillez corriger ou donner des explications au QG. </w:t>
         <w:br/>
@@ -5608,7 +5558,7 @@
         <w:rPr>
           <w:sz w:val="20"/>
         </w:rPr>
-        <w:t>- Attention ! Le prix unitaire d'achat (116.6667 Fcfa) de Courge en Morceau (Portion) (Petit) est relativement élevé par rapport aux autres prix observés dans cette zone. Prière de corriger ou de confirmer avec le QG. Attention ! Le prix unitaire d'achat (200 Fcfa) de Poireau en Tas (Petit) est relativement élevé par rapport aux autres prix observés dans cette zone. Prière de corriger ou de confirmer avec le QG. Attention ! Le prix unitaire d'achat (300 Fcfa) de Feuilles de  Haricot en Tas (Petit) est relativement élevé par rapport aux autres prix observés dans cette zone. Prière de corriger ou de confirmer avec le QG. Avertissement!!! Le ménage a consommé 2 Cuillère Moyen de Pâte d'arachide, cette quantité semble anormale pour une consommation des 7 derniers jours. Etes vous sur d'avoir selectionner la bonne unitée ? prière de verifier et corriger. Avertissement!!! Le ménage a consommé 7 Paquet Petit de Thé en sachet, cette quantité semble anormale pour une consommation des 7 derniers jours.Prière de corriger ou de confirmer avec le QG. Avertissement!! le prix unitaire (100 Fcfa) de Thé en sachet (unité: Paquet) de taille Petit est très faible ou élevé. Prière de corriger ou de confirmer avec le QG. Incohérence!! Dans ce ménage, chaque individus consomme par jour 39.11286 Kg  de cereale; Prière de revoir les quantités prises de ces produits. Le prix d'achat unitaire (1200 Fcfa) de Mil en Kg de taille taille unique semble élevé, prière de regarder les reponses prises dans les questions s07bq07a s07bq07b s07bq07c s07bq08 pour mieux corriger. Attention ! Le prix unitaire d'achat (1200 Fcfa) de Mil en Kg (taille unique) est relativement élevé par rapport aux autres prix observés dans cette zone. Prière de corriger ou de confirmer avec le QG. Incohérence!! Dans ce ménage, chaque individus consomme par jour 39.11286 Kg  de cereale; Prière de revoir les quantités prises de ces produits. Le prix d'achat unitaire (1600 Fcfa) de Farine de blé locale ou importée en Kg de taille taille unique semble élevé, prière de regarder les reponses prises dans les questions s07bq07a s07bq07b s07bq07c s07bq08 pour mieux corriger. Incohérence!! Dans ce ménage, chaque individus consomme par jour 39.11286 Kg  de cereale; Prière de revoir les quantités prises de ces produits. Le prix d'achat unitaire (1600 Fcfa) de Riz importé parfumé en Kg de taille taille unique semble élevé, prière de regarder les reponses prises dans les questions s07bq07a s07bq07b s07bq07c s07bq08 pour mieux corriger. Attention ! Le prix unitaire d'achat (1600 Fcfa) de Riz importé parfumé en Kg (taille unique) est relativement élevé par rapport aux autres prix observés dans cette zone. Prière de corriger ou de confirmer avec le QG. Incohérence!! Dans ce ménage, chaque individus consomme par jour 39.11286 Kg  de cereale; Prière de revoir les quantités prises de ces produits. Le prix d'achat unitaire (2000 Fcfa) de Maïs en grain en Kg de taille taille unique semble élevé, prière de regarder les reponses prises dans les questions s07bq07a s07bq07b s07bq07c s07bq08 pour mieux corriger.</w:t>
+        <w:t>- Attention ! Le prix unitaire d'achat (116.6667 Fcfa) de Courge en Morceau (Portion) (Petit) est relativement élevé par rapport aux autres prix observés dans cette zone. Prière de corriger ou de confirmer avec le QG. Attention ! Le prix unitaire d'achat (125 Fcfa) de Manioc en tubercules en Pièce (Petit) est relativement élevé par rapport aux autres prix observés dans cette zone. Prière de corriger ou de confirmer avec le QG. Attention ! Le prix unitaire d'achat (200 Fcfa) de Poireau en Tas (Petit) est relativement élevé par rapport aux autres prix observés dans cette zone. Prière de corriger ou de confirmer avec le QG. Attention ! Le prix unitaire d'achat (300 Fcfa) de Feuilles de  Haricot en Tas (Petit) est relativement élevé par rapport aux autres prix observés dans cette zone. Prière de corriger ou de confirmer avec le QG. Attention ! Le prix unitaire d'achat (400 Fcfa) de Gombo en poudre en Sachets (Moyen) est relativement élevé par rapport aux autres prix observés dans cette zone. Prière de corriger ou de confirmer avec le QG. Attention ! Le prix unitaire d'achat (500 Fcfa) de Concentré de tomate en Sachets (Moyen) est relativement élevé par rapport aux autres prix observés dans cette zone. Prière de corriger ou de confirmer avec le QG. Avertissement!!! Le ménage a consommé 2 Cuillère Moyen de Pâte d'arachide, cette quantité semble anormale pour une consommation des 7 derniers jours. Etes vous sur d'avoir selectionner la bonne unitée ? prière de verifier et corriger. Avertissement!!! Le ménage a consommé 7 Paquet Petit de Thé en sachet, cette quantité semble anormale pour une consommation des 7 derniers jours.Prière de corriger ou de confirmer avec le QG. Avertissement!! le prix unitaire (100 Fcfa) de Thé en sachet (unité: Paquet) de taille Petit est très faible ou élevé. Prière de corriger ou de confirmer avec le QG. Le prix d'achat unitaire (1200 Fcfa) de Mil en Kg de taille taille unique semble élevé, prière de regarder les reponses prises dans les questions s07bq07a s07bq07b s07bq07c s07bq08 pour mieux corriger. Attention ! Le prix unitaire d'achat (1200 Fcfa) de Mil en Kg (taille unique) est relativement élevé par rapport aux autres prix observés dans cette zone. Prière de corriger ou de confirmer avec le QG. Le prix d'achat unitaire (1600 Fcfa) de Farine de blé locale ou importée en Kg de taille taille unique semble élevé, prière de regarder les reponses prises dans les questions s07bq07a s07bq07b s07bq07c s07bq08 pour mieux corriger. Attention ! Le prix unitaire d'achat (1600 Fcfa) de Farine de blé locale ou importée en Kg (taille unique) est relativement élevé par rapport aux autres prix observés dans cette zone. Prière de corriger ou de confirmer avec le QG. Le prix d'achat unitaire (1600 Fcfa) de Riz importé parfumé en Kg de taille taille unique semble élevé, prière de regarder les reponses prises dans les questions s07bq07a s07bq07b s07bq07c s07bq08 pour mieux corriger. Attention ! Le prix unitaire d'achat (1600 Fcfa) de Riz importé parfumé en Kg (taille unique) est relativement élevé par rapport aux autres prix observés dans cette zone. Prière de corriger ou de confirmer avec le QG. Le prix d'achat unitaire (2000 Fcfa) de Maïs en grain en Kg de taille taille unique semble élevé, prière de regarder les reponses prises dans les questions s07bq07a s07bq07b s07bq07c s07bq08 pour mieux corriger. Attention ! Le prix unitaire d'achat (2000 Fcfa) de Maïs en grain en Kg (taille unique) est relativement élevé par rapport aux autres prix observés dans cette zone. Prière de corriger ou de confirmer avec le QG.</w:t>
       </w:r>
     </w:p>
     <w:p>
@@ -6061,7 +6011,7 @@
           </w:tcPr>
           <w:p>
             <w:r/>
-            <w:hyperlink r:id="rId17">
+            <w:hyperlink r:id="rId18">
               <w:r>
                 <w:rPr>
                   <w:color w:val="0563C1"/>
@@ -6114,9 +6064,7 @@
         <w:rPr>
           <w:sz w:val="20"/>
         </w:rPr>
-        <w:t xml:space="preserve">- Attention ! Le montant (500 Fcfa) dépensé ou reçu en cadeau pour les cartes prépayées, les transferts de crédit et les abonnements de  Mariame Kanté est relativement faible par rapport aux autres montants depansés observés dans cette zone. Prière de corriger ou de confirmer avec le QG. </w:t>
-        <w:br/>
-        <w:t xml:space="preserve">- Les informations sur l'acte de naissance (ni Jours, ni mois et ni années) de  Amadou Samb  manquent, s'il vous plait pouvez-vous fournir d'effort pour avoir ces informations. Attention ! Le montant (1500 Fcfa) dépensé ou reçu en cadeau pour les cartes prépayées, les transferts de crédit et les abonnements de  Amadou Samb est relativement faible par rapport aux autres montants depansés observés dans cette zone. Prière de corriger ou de confirmer avec le QG. </w:t>
+        <w:t xml:space="preserve">- Les informations sur l'acte de naissance (ni Jours, ni mois et ni années) de  Amadou Samb  manquent, s'il vous plait pouvez-vous fournir d'effort pour avoir ces informations. </w:t>
         <w:br/>
         <w:t xml:space="preserve">- Les informations sur l'acte de naissance (ni Jours, ni mois et ni années) de  Astou Samb  manquent, s'il vous plait pouvez-vous fournir d'effort pour avoir ces informations. </w:t>
         <w:br/>
@@ -6145,7 +6093,7 @@
         <w:br/>
         <w:t xml:space="preserve">- Peu probable! Assane Samb  n'arrive pas  à comprendre un petit texte lu dans une langue locale (s02q03). Veuillez corriger ou donner des explications au QG. </w:t>
         <w:br/>
-        <w:t xml:space="preserve">- Peu probable! Astou Samb  n'arrive pas  à comprendre un petit texte lu dans une langue locale (s02q03). Veuillez corriger ou donner des explications au QG. Dans les milieux urbains c'est peu probable de voir une école dont les élèves ou étudiants ne dépensent pas en frais d'uniformes, prière de verifier pour Astou Samb et corriger ou confirmer avec le QG. Attention ! Le frais de scolarité (1000 Fcfa) de Astou Samb en 5ème année de Primaire est relativement élevé par rapport aux autres frais de scolarités observés dans cette zone. Prière de corriger ou de confirmer avec le QG. </w:t>
+        <w:t xml:space="preserve">- Peu probable! Astou Samb  n'arrive pas  à comprendre un petit texte lu dans une langue locale (s02q03). Veuillez corriger ou donner des explications au QG. Dans les milieux urbains c'est peu probable de voir une école dont les élèves ou étudiants ne dépensent pas en frais d'uniformes, prière de verifier pour Astou Samb et corriger ou confirmer avec le QG. </w:t>
         <w:br/>
         <w:t xml:space="preserve">- Peu probable! Malick Samb  n'arrive pas  à comprendre un petit texte lu dans une langue locale (s02q03). Veuillez corriger ou donner des explications au QG. </w:t>
         <w:br/>
@@ -6216,7 +6164,7 @@
         <w:rPr>
           <w:sz w:val="20"/>
         </w:rPr>
-        <w:t>- Avertissement!!! Le ménage a consommé 14 Cuillère Petit de Chocolat pâte à tartiner, cette quantité semble anormale pour une consommation des 7 derniers jours.Prière de corriger ou de confirmer avec le QG. Incohérence!! Dans ce ménage, chaque individus consomme par jour 30.55755 Kg  de cereale; Prière de revoir les quantités prises de ces produits.</w:t>
+        <w:t>- Attention ! Le prix unitaire d'achat (25 Fcfa) de Vinaigre de vin en Sachets (Petit) est relativement faible par rapport aux autres prix observés dans cette zone. Prière de corriger ou de confirmer avec le QG. Avertissement!!! Le ménage a consommé 14 Cuillère Petit de Chocolat pâte à tartiner, cette quantité semble anormale pour une consommation des 7 derniers jours.Prière de corriger ou de confirmer avec le QG. Incohérence!! Dans ce ménage, chaque individus consomme par jour 54.44653 Kg  de cereale; Prière de revoir les quantités prises de ces produits.</w:t>
       </w:r>
     </w:p>
     <w:p>
@@ -6238,27 +6186,6 @@
           <w:sz w:val="20"/>
         </w:rPr>
         <w:t>- Moins possible d'avoir un ménage qui n'a effectué aucune des dépenses au cours de 12 derniers mois, veuillez revoir la section pour ce ménage.</w:t>
-      </w:r>
-    </w:p>
-    <w:p>
-      <w:r>
-        <w:rPr>
-          <w:b/>
-          <w:color w:val="4672C4"/>
-          <w:sz w:val="22"/>
-        </w:rPr>
-        <w:t>&gt;&gt; Section12 - Actifs du menage</w:t>
-      </w:r>
-    </w:p>
-    <w:p>
-      <w:pPr>
-        <w:ind w:left="283"/>
-      </w:pPr>
-      <w:r>
-        <w:rPr>
-          <w:sz w:val="20"/>
-        </w:rPr>
-        <w:t>- Attention ! Lit a été achété à 350000 Fcfa est relativement élevé par rapport aux autres prix d'achat observés dans cette zone. Prière de corriger ou de confirmer avec le QG. Attention ! Lit a été revendu à 250000 Fcfa qui est relativement élevé par rapport aux autres prix de revente observés dans cette zone. Prière de corriger ou de confirmer avec le QG.</w:t>
       </w:r>
     </w:p>
     <w:p>
